--- a/lda_product_plan_2027.docx
+++ b/lda_product_plan_2027.docx
@@ -2386,7 +2386,419 @@
           <w:b/>
           <w:sz w:val="27"/>
         </w:rPr>
-        <w:t>2.4 货架扩展目标</w:t>
+        <w:t>2.4 赛道 D：硅光 I/O 共封装（CPO 光引擎新类）</w:t>
+      </w:r>
+    </w:p>
+    <w:p>
+      <w:pPr>
+        <w:pStyle w:val="ListBullet"/>
+        <w:ind w:left="432"/>
+      </w:pPr>
+      <w:r>
+        <w:rPr>
+          <w:rFonts w:ascii="Calibri" w:hAnsi="Calibri" w:eastAsia="宋体"/>
+          <w:b/>
+          <w:sz w:val="20"/>
+        </w:rPr>
+        <w:t>资源杠杆</w:t>
+      </w:r>
+      <w:r>
+        <w:rPr>
+          <w:rFonts w:ascii="Calibri" w:hAnsi="Calibri" w:eastAsia="宋体"/>
+          <w:sz w:val="20"/>
+        </w:rPr>
+        <w:t>：OIF-Co-Packaging-3.2T-Module-01.0（公开实施协议：3.2T = 32×CEI-112G-XSR 电 + 8×400G FR4/DR4 光口）+ Semiconductor Engineering 公开路线（当前最先进 CPO ≈0.5 Tbps/mm vs AI chiplet UCIe ≈3 Tbps/mm，6× 差距）+ ITU-T G.652 公开标准几何（包层直径 125 µm / MFD@1550 10.3 µm ⇒ 通道间距</w:t>
+      </w:r>
+      <w:r>
+        <w:rPr>
+          <w:rFonts w:ascii="Calibri" w:hAnsi="Calibri" w:eastAsia="宋体"/>
+          <w:b/>
+          <w:sz w:val="20"/>
+        </w:rPr>
+        <w:t>物理下界</w:t>
+      </w:r>
+      <w:r>
+        <w:rPr>
+          <w:rFonts w:ascii="Calibri" w:hAnsi="Calibri" w:eastAsia="宋体"/>
+          <w:sz w:val="20"/>
+        </w:rPr>
+        <w:t>）。</w:t>
+      </w:r>
+    </w:p>
+    <w:p>
+      <w:pPr>
+        <w:pStyle w:val="ListBullet"/>
+        <w:ind w:left="432"/>
+      </w:pPr>
+      <w:r>
+        <w:rPr>
+          <w:rFonts w:ascii="Calibri" w:hAnsi="Calibri" w:eastAsia="宋体"/>
+          <w:b/>
+          <w:sz w:val="20"/>
+        </w:rPr>
+        <w:t>为什么单列</w:t>
+      </w:r>
+      <w:r>
+        <w:rPr>
+          <w:rFonts w:ascii="Calibri" w:hAnsi="Calibri" w:eastAsia="宋体"/>
+          <w:sz w:val="20"/>
+        </w:rPr>
+        <w:t>：CPO 光 I/O 的真实竞争维度是</w:t>
+      </w:r>
+      <w:r>
+        <w:rPr>
+          <w:rFonts w:ascii="Calibri" w:hAnsi="Calibri" w:eastAsia="宋体"/>
+          <w:b/>
+          <w:sz w:val="20"/>
+        </w:rPr>
+        <w:t>海岸线带宽密度</w:t>
+      </w:r>
+      <w:r>
+        <w:rPr>
+          <w:rFonts w:ascii="Calibri" w:hAnsi="Calibri" w:eastAsia="宋体"/>
+          <w:sz w:val="20"/>
+        </w:rPr>
+        <w:t xml:space="preserve">，不是单一插损 —— A 赛道（WDM 级联 / 通道数）口径覆盖不到，故立 D 赛道新系统类型 </w:t>
+      </w:r>
+      <w:r>
+        <w:rPr>
+          <w:rFonts w:ascii="Calibri" w:hAnsi="Calibri" w:eastAsia="宋体"/>
+          <w:sz w:val="20"/>
+        </w:rPr>
+        <w:t>cpo_optical_io</w:t>
+      </w:r>
+      <w:r>
+        <w:rPr>
+          <w:rFonts w:ascii="Calibri" w:hAnsi="Calibri" w:eastAsia="宋体"/>
+          <w:sz w:val="20"/>
+        </w:rPr>
+        <w:t>。</w:t>
+      </w:r>
+    </w:p>
+    <w:p>
+      <w:pPr>
+        <w:pStyle w:val="ListBullet"/>
+        <w:ind w:left="432"/>
+      </w:pPr>
+      <w:r>
+        <w:rPr>
+          <w:rFonts w:ascii="Calibri" w:hAnsi="Calibri" w:eastAsia="宋体"/>
+          <w:b/>
+          <w:sz w:val="20"/>
+        </w:rPr>
+        <w:t>2027 目标产品</w:t>
+      </w:r>
+      <w:r>
+        <w:rPr>
+          <w:rFonts w:ascii="Calibri" w:hAnsi="Calibri" w:eastAsia="宋体"/>
+          <w:sz w:val="20"/>
+        </w:rPr>
+        <w:t>：8×200G / 16×200G CPO 光引擎、chiplet 间光 I/O（UCIe-Optical 类）、外置可更换激光源（ELS）光引擎。</w:t>
+      </w:r>
+    </w:p>
+    <w:p>
+      <w:pPr>
+        <w:pStyle w:val="ListBullet"/>
+        <w:ind w:left="432"/>
+      </w:pPr>
+      <w:r>
+        <w:rPr>
+          <w:rFonts w:ascii="Calibri" w:hAnsi="Calibri" w:eastAsia="宋体"/>
+          <w:b/>
+          <w:sz w:val="20"/>
+        </w:rPr>
+        <w:t>新增货架（拟）</w:t>
+      </w:r>
+      <w:r>
+        <w:rPr>
+          <w:rFonts w:ascii="Calibri" w:hAnsi="Calibri" w:eastAsia="宋体"/>
+          <w:sz w:val="20"/>
+        </w:rPr>
+        <w:t>：</w:t>
+      </w:r>
+      <w:r>
+        <w:rPr>
+          <w:rFonts w:ascii="Calibri" w:hAnsi="Calibri" w:eastAsia="宋体"/>
+          <w:sz w:val="20"/>
+        </w:rPr>
+        <w:t>IM-CPO-OIO-8CH</w:t>
+      </w:r>
+      <w:r>
+        <w:rPr>
+          <w:rFonts w:ascii="Calibri" w:hAnsi="Calibri" w:eastAsia="宋体"/>
+          <w:sz w:val="20"/>
+        </w:rPr>
+        <w:t>、</w:t>
+      </w:r>
+      <w:r>
+        <w:rPr>
+          <w:rFonts w:ascii="Calibri" w:hAnsi="Calibri" w:eastAsia="宋体"/>
+          <w:sz w:val="20"/>
+        </w:rPr>
+        <w:t>IM-CPO-OIO-16CH</w:t>
+      </w:r>
+      <w:r>
+        <w:rPr>
+          <w:rFonts w:ascii="Calibri" w:hAnsi="Calibri" w:eastAsia="宋体"/>
+          <w:sz w:val="20"/>
+        </w:rPr>
+        <w:t>、</w:t>
+      </w:r>
+      <w:r>
+        <w:rPr>
+          <w:rFonts w:ascii="Calibri" w:hAnsi="Calibri" w:eastAsia="宋体"/>
+          <w:sz w:val="20"/>
+        </w:rPr>
+        <w:t>IM-CPO-OIO-CHIPLET</w:t>
+      </w:r>
+      <w:r>
+        <w:rPr>
+          <w:rFonts w:ascii="Calibri" w:hAnsi="Calibri" w:eastAsia="宋体"/>
+          <w:sz w:val="20"/>
+        </w:rPr>
+        <w:t>、</w:t>
+      </w:r>
+      <w:r>
+        <w:rPr>
+          <w:rFonts w:ascii="Calibri" w:hAnsi="Calibri" w:eastAsia="宋体"/>
+          <w:sz w:val="20"/>
+        </w:rPr>
+        <w:t>IM-CPO-ELS-FIBER</w:t>
+      </w:r>
+      <w:r>
+        <w:rPr>
+          <w:rFonts w:ascii="Calibri" w:hAnsi="Calibri" w:eastAsia="宋体"/>
+          <w:sz w:val="20"/>
+        </w:rPr>
+        <w:t>。</w:t>
+      </w:r>
+    </w:p>
+    <w:p>
+      <w:pPr>
+        <w:pStyle w:val="ListBullet"/>
+        <w:ind w:left="432"/>
+      </w:pPr>
+      <w:r>
+        <w:rPr>
+          <w:rFonts w:ascii="Calibri" w:hAnsi="Calibri" w:eastAsia="宋体"/>
+          <w:b/>
+          <w:sz w:val="20"/>
+        </w:rPr>
+        <w:t>新锚（v0.9.41 已立，golden 45→48）</w:t>
+      </w:r>
+      <w:r>
+        <w:rPr>
+          <w:rFonts w:ascii="Calibri" w:hAnsi="Calibri" w:eastAsia="宋体"/>
+          <w:sz w:val="20"/>
+        </w:rPr>
+        <w:t>：</w:t>
+      </w:r>
+      <w:r>
+        <w:rPr>
+          <w:rFonts w:ascii="Calibri" w:hAnsi="Calibri" w:eastAsia="宋体"/>
+          <w:sz w:val="20"/>
+        </w:rPr>
+        <w:t>GC-CPO-OIO-8CH</w:t>
+      </w:r>
+      <w:r>
+        <w:rPr>
+          <w:rFonts w:ascii="Calibri" w:hAnsi="Calibri" w:eastAsia="宋体"/>
+          <w:sz w:val="20"/>
+        </w:rPr>
+        <w:t>、</w:t>
+      </w:r>
+      <w:r>
+        <w:rPr>
+          <w:rFonts w:ascii="Calibri" w:hAnsi="Calibri" w:eastAsia="宋体"/>
+          <w:sz w:val="20"/>
+        </w:rPr>
+        <w:t>GC-CPO-OIO-16CH</w:t>
+      </w:r>
+      <w:r>
+        <w:rPr>
+          <w:rFonts w:ascii="Calibri" w:hAnsi="Calibri" w:eastAsia="宋体"/>
+          <w:sz w:val="20"/>
+        </w:rPr>
+        <w:t>、</w:t>
+      </w:r>
+      <w:r>
+        <w:rPr>
+          <w:rFonts w:ascii="Calibri" w:hAnsi="Calibri" w:eastAsia="宋体"/>
+          <w:sz w:val="20"/>
+        </w:rPr>
+        <w:t>GC-CPO-OIO-CHIPLET</w:t>
+      </w:r>
+      <w:r>
+        <w:rPr>
+          <w:rFonts w:ascii="Calibri" w:hAnsi="Calibri" w:eastAsia="宋体"/>
+          <w:sz w:val="20"/>
+        </w:rPr>
+        <w:t>；三死标量 = 每通道插损（S-CPO-IL）/ 海岸线带宽密度（S-CPO-DENSITY）/ 链路功率余量（S-CPO-BUDGET）。</w:t>
+      </w:r>
+    </w:p>
+    <w:p>
+      <w:pPr>
+        <w:pStyle w:val="ListBullet"/>
+        <w:ind w:left="432"/>
+      </w:pPr>
+      <w:r>
+        <w:rPr>
+          <w:rFonts w:ascii="Calibri" w:hAnsi="Calibri" w:eastAsia="宋体"/>
+          <w:b/>
+          <w:sz w:val="20"/>
+        </w:rPr>
+        <w:t>两道物理护栏（对称夹逼）</w:t>
+      </w:r>
+      <w:r>
+        <w:rPr>
+          <w:rFonts w:ascii="Calibri" w:hAnsi="Calibri" w:eastAsia="宋体"/>
+          <w:sz w:val="20"/>
+        </w:rPr>
+        <w:t xml:space="preserve">：D-67 能量守恒下界（防 </w:t>
+      </w:r>
+      <w:r>
+        <w:rPr>
+          <w:rFonts w:ascii="Calibri" w:hAnsi="Calibri" w:eastAsia="宋体"/>
+          <w:sz w:val="20"/>
+        </w:rPr>
+        <w:t>le</w:t>
+      </w:r>
+      <w:r>
+        <w:rPr>
+          <w:rFonts w:ascii="Calibri" w:hAnsi="Calibri" w:eastAsia="宋体"/>
+          <w:sz w:val="20"/>
+        </w:rPr>
+        <w:t xml:space="preserve"> 方向"算漏损耗"= 假绿）+ </w:t>
+      </w:r>
+      <w:r>
+        <w:rPr>
+          <w:rFonts w:ascii="Calibri" w:hAnsi="Calibri" w:eastAsia="宋体"/>
+          <w:b/>
+          <w:sz w:val="20"/>
+        </w:rPr>
+        <w:t>P-CPO 间距几何下界</w:t>
+      </w:r>
+      <w:r>
+        <w:rPr>
+          <w:rFonts w:ascii="Calibri" w:hAnsi="Calibri" w:eastAsia="宋体"/>
+          <w:sz w:val="20"/>
+        </w:rPr>
+        <w:t xml:space="preserve">（防 </w:t>
+      </w:r>
+      <w:r>
+        <w:rPr>
+          <w:rFonts w:ascii="Calibri" w:hAnsi="Calibri" w:eastAsia="宋体"/>
+          <w:sz w:val="20"/>
+        </w:rPr>
+        <w:t>ge</w:t>
+      </w:r>
+      <w:r>
+        <w:rPr>
+          <w:rFonts w:ascii="Calibri" w:hAnsi="Calibri" w:eastAsia="宋体"/>
+          <w:sz w:val="20"/>
+        </w:rPr>
+        <w:t xml:space="preserve"> 方向"把间距写小 = 虚报密度"）。间距下界按耦合方式分档：光纤阵列 125 µm（G.652 包层直径）/ 片间光栅直连 10.3 µm（G.652 MFD）。</w:t>
+      </w:r>
+    </w:p>
+    <w:p>
+      <w:pPr>
+        <w:pStyle w:val="ListBullet"/>
+        <w:ind w:left="432"/>
+      </w:pPr>
+      <w:r>
+        <w:rPr>
+          <w:rFonts w:ascii="Calibri" w:hAnsi="Calibri" w:eastAsia="宋体"/>
+          <w:sz w:val="20"/>
+        </w:rPr>
+        <w:t xml:space="preserve">🔴 </w:t>
+      </w:r>
+      <w:r>
+        <w:rPr>
+          <w:rFonts w:ascii="Calibri" w:hAnsi="Calibri" w:eastAsia="宋体"/>
+          <w:b/>
+          <w:sz w:val="20"/>
+        </w:rPr>
+        <w:t>诚实边界（禁止事后补票）</w:t>
+      </w:r>
+      <w:r>
+        <w:rPr>
+          <w:rFonts w:ascii="Calibri" w:hAnsi="Calibri" w:eastAsia="宋体"/>
+          <w:sz w:val="20"/>
+        </w:rPr>
+        <w:t>：</w:t>
+      </w:r>
+      <w:r>
+        <w:rPr>
+          <w:rFonts w:ascii="Calibri" w:hAnsi="Calibri" w:eastAsia="宋体"/>
+          <w:b/>
+          <w:sz w:val="20"/>
+        </w:rPr>
+        <w:t>不判决能效 pJ/bit</w:t>
+      </w:r>
+      <w:r>
+        <w:rPr>
+          <w:rFonts w:ascii="Calibri" w:hAnsi="Calibri" w:eastAsia="宋体"/>
+          <w:sz w:val="20"/>
+        </w:rPr>
+        <w:t xml:space="preserve"> —— 该量由</w:t>
+      </w:r>
+      <w:r>
+        <w:rPr>
+          <w:rFonts w:ascii="Calibri" w:hAnsi="Calibri" w:eastAsia="宋体"/>
+          <w:b/>
+          <w:sz w:val="20"/>
+        </w:rPr>
+        <w:t>电域</w:t>
+      </w:r>
+      <w:r>
+        <w:rPr>
+          <w:rFonts w:ascii="Calibri" w:hAnsi="Calibri" w:eastAsia="宋体"/>
+          <w:sz w:val="20"/>
+        </w:rPr>
+        <w:t xml:space="preserve"> SerDes/TIA/DSP 主导（OIF 公开表：CPO ≈3 pJ/b vs OSFP ≈19 pJ/b），LDA 无电域锚；若以光域激光功率比对将低 4 个数量级导致</w:t>
+      </w:r>
+      <w:r>
+        <w:rPr>
+          <w:rFonts w:ascii="Calibri" w:hAnsi="Calibri" w:eastAsia="宋体"/>
+          <w:b/>
+          <w:sz w:val="20"/>
+        </w:rPr>
+        <w:t>恒过</w:t>
+      </w:r>
+      <w:r>
+        <w:rPr>
+          <w:rFonts w:ascii="Calibri" w:hAnsi="Calibri" w:eastAsia="宋体"/>
+          <w:sz w:val="20"/>
+        </w:rPr>
+        <w:t>（必假绿，等同自证桩）。能效只作规格标注，不进判决。密度为</w:t>
+      </w:r>
+      <w:r>
+        <w:rPr>
+          <w:rFonts w:ascii="Calibri" w:hAnsi="Calibri" w:eastAsia="宋体"/>
+          <w:b/>
+          <w:sz w:val="20"/>
+        </w:rPr>
+        <w:t>单排 1D 海岸线口径</w:t>
+      </w:r>
+      <w:r>
+        <w:rPr>
+          <w:rFonts w:ascii="Calibri" w:hAnsi="Calibri" w:eastAsia="宋体"/>
+          <w:sz w:val="20"/>
+        </w:rPr>
+        <w:t>，与 OIF/UCIe 的 2D 凸点阵列口径不可直接比较。</w:t>
+      </w:r>
+    </w:p>
+    <w:p>
+      <w:pPr>
+        <w:pStyle w:val="Heading3"/>
+      </w:pPr>
+      <w:r>
+        <w:rPr>
+          <w:rFonts w:ascii="Calibri" w:hAnsi="Calibri" w:eastAsia="黑体"/>
+          <w:b/>
+          <w:sz w:val="27"/>
+        </w:rPr>
+        <w:t>2.5 货架扩展目标</w:t>
       </w:r>
     </w:p>
     <w:p>
@@ -2395,22 +2807,7 @@
           <w:rFonts w:ascii="Calibri" w:hAnsi="Calibri" w:eastAsia="宋体"/>
           <w:sz w:val="21"/>
         </w:rPr>
-        <w:t xml:space="preserve">当前 58 货架（全部 前瞻预研 预设计、结构可行 OK）→ 2027 年内扩到 </w:t>
-      </w:r>
-      <w:r>
-        <w:rPr>
-          <w:rFonts w:ascii="Calibri" w:hAnsi="Calibri" w:eastAsia="宋体"/>
-          <w:b/>
-          <w:sz w:val="21"/>
-        </w:rPr>
-        <w:t>~70 货架</w:t>
-      </w:r>
-      <w:r>
-        <w:rPr>
-          <w:rFonts w:ascii="Calibri" w:hAnsi="Calibri" w:eastAsia="宋体"/>
-          <w:sz w:val="21"/>
-        </w:rPr>
-        <w:t>，新增以"A 赛道为主、B/C 赛道补强"。每条新货架严守既有红线：</w:t>
+        <w:t>当前 75 货架（全部 前瞻预研 预设计、结构可行 OK）→ 2027 年内继续扩，新增以"A 赛道为主、B/C/D 赛道补强"。每条新货架严守既有红线：</w:t>
       </w:r>
       <w:r>
         <w:rPr>
